--- a/RMK/01079_Dzaki Muhammad Yusfian_RMK Pert. 5.docx
+++ b/RMK/01079_Dzaki Muhammad Yusfian_RMK Pert. 5.docx
@@ -8,6 +8,7 @@
         <w:rPr>
           <w:rFonts w:ascii="Times New Roman" w:hAnsi="Times New Roman" w:cs="Times New Roman"/>
         </w:rPr>
+        <w:jc w:val="left"/>
       </w:pPr>
       <w:r>
         <w:rPr>
@@ -21,6 +22,7 @@
         <w:rPr>
           <w:rFonts w:cs="Times New Roman"/>
         </w:rPr>
+        <w:jc w:val="both"/>
       </w:pPr>
       <w:r>
         <w:rPr>
@@ -35,6 +37,7 @@
         <w:rPr>
           <w:rFonts w:cs="Times New Roman"/>
         </w:rPr>
+        <w:jc w:val="both"/>
       </w:pPr>
       <w:r>
         <w:rPr>
@@ -49,6 +52,7 @@
         <w:rPr>
           <w:rFonts w:cs="Times New Roman"/>
         </w:rPr>
+        <w:jc w:val="both"/>
       </w:pPr>
       <w:r>
         <w:rPr>
@@ -63,6 +67,7 @@
         <w:rPr>
           <w:rFonts w:cs="Times New Roman"/>
         </w:rPr>
+        <w:jc w:val="both"/>
       </w:pPr>
       <w:r>
         <w:rPr>
@@ -76,12 +81,13 @@
         <w:rPr>
           <w:rFonts w:cs="Times New Roman"/>
         </w:rPr>
+        <w:jc w:val="both"/>
       </w:pPr>
     </w:p>
     <w:p>
       <w:pPr>
         <w:pStyle w:val="Heading2"/>
-        <w:jc w:val="both"/>
+        <w:jc w:val="left"/>
         <w:rPr>
           <w:rFonts w:ascii="Times New Roman" w:hAnsi="Times New Roman" w:cs="Times New Roman"/>
         </w:rPr>
@@ -167,7 +173,7 @@
     <w:p>
       <w:pPr>
         <w:pStyle w:val="Heading2"/>
-        <w:jc w:val="both"/>
+        <w:jc w:val="left"/>
         <w:rPr>
           <w:rFonts w:ascii="Times New Roman" w:hAnsi="Times New Roman" w:cs="Times New Roman"/>
           <w:lang w:val="da-DK"/>
@@ -264,7 +270,7 @@
     <w:p>
       <w:pPr>
         <w:pStyle w:val="Heading2"/>
-        <w:jc w:val="both"/>
+        <w:jc w:val="left"/>
         <w:rPr>
           <w:rFonts w:ascii="Times New Roman" w:hAnsi="Times New Roman" w:cs="Times New Roman"/>
           <w:lang w:val="da-DK"/>
@@ -282,7 +288,7 @@
     <w:p>
       <w:pPr>
         <w:pStyle w:val="Heading3"/>
-        <w:jc w:val="both"/>
+        <w:jc w:val="left"/>
         <w:rPr>
           <w:rFonts w:ascii="Times New Roman" w:hAnsi="Times New Roman" w:cs="Times New Roman"/>
           <w:lang w:val="da-DK"/>
@@ -356,7 +362,7 @@
     <w:p>
       <w:pPr>
         <w:pStyle w:val="Heading3"/>
-        <w:jc w:val="both"/>
+        <w:jc w:val="left"/>
         <w:rPr>
           <w:rFonts w:ascii="Times New Roman" w:hAnsi="Times New Roman" w:cs="Times New Roman"/>
           <w:lang w:val="pt-BR"/>
@@ -431,7 +437,7 @@
     <w:p>
       <w:pPr>
         <w:pStyle w:val="Heading3"/>
-        <w:jc w:val="both"/>
+        <w:jc w:val="left"/>
         <w:rPr>
           <w:rFonts w:ascii="Times New Roman" w:hAnsi="Times New Roman" w:cs="Times New Roman"/>
         </w:rPr>
@@ -475,7 +481,7 @@
     <w:p>
       <w:pPr>
         <w:pStyle w:val="Heading3"/>
-        <w:jc w:val="both"/>
+        <w:jc w:val="left"/>
         <w:rPr>
           <w:rFonts w:ascii="Times New Roman" w:hAnsi="Times New Roman" w:cs="Times New Roman"/>
         </w:rPr>
@@ -529,7 +535,7 @@
     <w:p>
       <w:pPr>
         <w:pStyle w:val="Heading3"/>
-        <w:jc w:val="both"/>
+        <w:jc w:val="left"/>
         <w:rPr>
           <w:rFonts w:ascii="Times New Roman" w:hAnsi="Times New Roman" w:cs="Times New Roman"/>
           <w:lang w:val="da-DK"/>
@@ -593,7 +599,7 @@
     <w:p>
       <w:pPr>
         <w:pStyle w:val="Heading2"/>
-        <w:jc w:val="both"/>
+        <w:jc w:val="left"/>
         <w:rPr>
           <w:rFonts w:ascii="Times New Roman" w:hAnsi="Times New Roman" w:cs="Times New Roman"/>
         </w:rPr>
@@ -691,7 +697,7 @@
     <w:p>
       <w:pPr>
         <w:pStyle w:val="Heading2"/>
-        <w:jc w:val="both"/>
+        <w:jc w:val="left"/>
         <w:rPr>
           <w:rFonts w:ascii="Times New Roman" w:hAnsi="Times New Roman" w:cs="Times New Roman"/>
           <w:lang w:val="da-DK"/>
@@ -817,7 +823,7 @@
     <w:p>
       <w:pPr>
         <w:pStyle w:val="Heading2"/>
-        <w:jc w:val="both"/>
+        <w:jc w:val="left"/>
         <w:rPr>
           <w:rFonts w:ascii="Times New Roman" w:hAnsi="Times New Roman" w:cs="Times New Roman"/>
           <w:lang w:val="da-DK"/>
@@ -961,7 +967,7 @@
     <w:p>
       <w:pPr>
         <w:pStyle w:val="Heading2"/>
-        <w:jc w:val="both"/>
+        <w:jc w:val="left"/>
         <w:rPr>
           <w:rFonts w:ascii="Times New Roman" w:hAnsi="Times New Roman" w:cs="Times New Roman"/>
           <w:lang w:val="da-DK"/>
@@ -1086,7 +1092,7 @@
     <w:p>
       <w:pPr>
         <w:pStyle w:val="Heading2"/>
-        <w:jc w:val="both"/>
+        <w:jc w:val="left"/>
         <w:rPr>
           <w:rFonts w:ascii="Times New Roman" w:hAnsi="Times New Roman" w:cs="Times New Roman"/>
           <w:lang w:val="fi-FI"/>
@@ -1195,7 +1201,7 @@
     <w:p>
       <w:pPr>
         <w:pStyle w:val="Heading2"/>
-        <w:jc w:val="both"/>
+        <w:jc w:val="left"/>
         <w:rPr>
           <w:rFonts w:ascii="Times New Roman" w:hAnsi="Times New Roman" w:cs="Times New Roman"/>
           <w:lang w:val="da-DK"/>
@@ -1302,8 +1308,8 @@
       </w:r>
     </w:p>
     <w:sectPr>
-      <w:pgSz w:w="12240" w:h="15840"/>
-      <w:pgMar w:top="1701" w:right="1417" w:bottom="1417" w:left="1701" w:header="720" w:footer="720" w:gutter="0"/>
+      <w:pgSz w:w="11906" w:h="16838"/>
+      <w:pgMar w:top="1701" w:right="1701" w:bottom="1701" w:left="2268" w:header="720" w:footer="720" w:gutter="0"/>
       <w:cols w:space="720"/>
       <w:docGrid w:linePitch="360"/>
     </w:sectPr>

--- a/RMK/01079_Dzaki Muhammad Yusfian_RMK Pert. 5.docx
+++ b/RMK/01079_Dzaki Muhammad Yusfian_RMK Pert. 5.docx
@@ -1309,7 +1309,7 @@
     </w:p>
     <w:sectPr>
       <w:pgSz w:w="11906" w:h="16838"/>
-      <w:pgMar w:top="1701" w:right="1701" w:bottom="1701" w:left="2268" w:header="720" w:footer="720" w:gutter="0"/>
+      <w:pgMar w:top="2268" w:right="1701" w:bottom="1701" w:left="1701" w:header="720" w:footer="720" w:gutter="0"/>
       <w:cols w:space="720"/>
       <w:docGrid w:linePitch="360"/>
     </w:sectPr>
